--- a/question7/Unit1_Security_Audit_Report.docx
+++ b/question7/Unit1_Security_Audit_Report.docx
@@ -121,7 +121,7 @@
           <w:sz w:val="24"/>
           <w:szCs w:val="24"/>
         </w:rPr>
-        <w:t xml:space="preserve">Ubuntu/WSL, C language, GCC with AddressSanitizer and UndefinedBehaviorSanitizer, Valgrind Memcheck, VS Code, Git and GitHub.</w:t>
+        <w:t xml:space="preserve">Ubuntu, C language, GCC with AddressSanitizer and UndefinedBehaviorSanitizer, Valgrind Memcheck 3.22.0, VS Code, Git and GitHub.</w:t>
       </w:r>
     </w:p>
     <w:p>
@@ -151,7 +151,7 @@
           <w:sz w:val="24"/>
           <w:szCs w:val="24"/>
         </w:rPr>
-        <w:t xml:space="preserve">question7/vuln.c, a small fixed size record store with a create, a name setter and an index helper. Nine defects are present, tagged D1 to D9 in the comments. Each one is selected by a command line argument, because both ASan and Valgrind stop the program at the first error they find and each defect therefore has to be reached on its own.</w:t>
+        <w:t xml:space="preserve">question7/vuln.c, a small fixed size record store with a create function, a name setter and an index helper. Nine defects are present, tagged D1 to D9 in the comments. Each one is selected by a command line argument, because both ASan and Valgrind stop the program at the first error they find and each defect therefore has to be reached on its own.</w:t>
       </w:r>
     </w:p>
     <w:p>
@@ -419,7 +419,7 @@
                 <w:sz w:val="17"/>
                 <w:szCs w:val="17"/>
               </w:rPr>
-              <w:t xml:space="preserve">store_create, the malloc(bytes) result is written at s[0].id = 0 before any NULL test</w:t>
+              <w:t xml:space="preserve">store_create, line 32: the malloc(bytes) result is written at s[0].id = 0 before any NULL test</w:t>
             </w:r>
           </w:p>
         </w:tc>
@@ -559,7 +559,7 @@
                 <w:sz w:val="17"/>
                 <w:szCs w:val="17"/>
               </w:rPr>
-              <w:t xml:space="preserve">store_create, int bytes = count * (int)sizeof(struct record)</w:t>
+              <w:t xml:space="preserve">store_create, line 29: int bytes = count * (int)sizeof(struct record)</w:t>
             </w:r>
           </w:p>
         </w:tc>
@@ -613,7 +613,7 @@
                 <w:sz w:val="17"/>
                 <w:szCs w:val="17"/>
               </w:rPr>
-              <w:t xml:space="preserve">UBSan</w:t>
+              <w:t xml:space="preserve">UBSan, -Wsign-conversion</w:t>
             </w:r>
           </w:p>
         </w:tc>
@@ -699,7 +699,7 @@
                 <w:sz w:val="17"/>
                 <w:szCs w:val="17"/>
               </w:rPr>
-              <w:t xml:space="preserve">store_set_name, if (len &gt; 15) passes for a negative len, then memcpy converts it to size_t</w:t>
+              <w:t xml:space="preserve">store_set_name, line 42: if (len &gt; 15) passes for a negative len, then memcpy converts it to size_t</w:t>
             </w:r>
           </w:p>
         </w:tc>
@@ -753,7 +753,7 @@
                 <w:sz w:val="17"/>
                 <w:szCs w:val="17"/>
               </w:rPr>
-              <w:t xml:space="preserve">ASan</w:t>
+              <w:t xml:space="preserve">ASan, -Wsign-conversion</w:t>
             </w:r>
           </w:p>
         </w:tc>
@@ -839,7 +839,7 @@
                 <w:sz w:val="17"/>
                 <w:szCs w:val="17"/>
               </w:rPr>
-              <w:t xml:space="preserve">store_touch, short idx = id, then s[idx % 100]</w:t>
+              <w:t xml:space="preserve">store_touch, line 50: short idx = id, then s[idx % 100] at line 52</w:t>
             </w:r>
           </w:p>
         </w:tc>
@@ -979,7 +979,7 @@
                 <w:sz w:val="17"/>
                 <w:szCs w:val="17"/>
               </w:rPr>
-              <w:t xml:space="preserve">main case 4, s[1].id is read although store_create only ever writes s[0]</w:t>
+              <w:t xml:space="preserve">main case 4, line 85: s[1].id is read although store_create only ever writes s[0]</w:t>
             </w:r>
           </w:p>
         </w:tc>
@@ -1119,7 +1119,7 @@
                 <w:sz w:val="17"/>
                 <w:szCs w:val="17"/>
               </w:rPr>
-              <w:t xml:space="preserve">main case 5, s[0].id is read and written after free(s)</w:t>
+              <w:t xml:space="preserve">main case 5, lines 95 and 96: s[0].id is read and written after free(s) at line 94</w:t>
             </w:r>
           </w:p>
         </w:tc>
@@ -1173,7 +1173,7 @@
                 <w:sz w:val="17"/>
                 <w:szCs w:val="17"/>
               </w:rPr>
-              <w:t xml:space="preserve">ASan, Valgrind</w:t>
+              <w:t xml:space="preserve">ASan, Valgrind, -Wuse-after-free</w:t>
             </w:r>
           </w:p>
         </w:tc>
@@ -1259,7 +1259,7 @@
                 <w:sz w:val="17"/>
                 <w:szCs w:val="17"/>
               </w:rPr>
-              <w:t xml:space="preserve">main case 6, free(s) twice</w:t>
+              <w:t xml:space="preserve">main case 6, line 102: free(s) a second time after line 101</w:t>
             </w:r>
           </w:p>
         </w:tc>
@@ -1313,7 +1313,7 @@
                 <w:sz w:val="17"/>
                 <w:szCs w:val="17"/>
               </w:rPr>
-              <w:t xml:space="preserve">ASan, Valgrind</w:t>
+              <w:t xml:space="preserve">ASan, Valgrind, -Wuse-after-free</w:t>
             </w:r>
           </w:p>
         </w:tc>
@@ -1399,7 +1399,7 @@
                 <w:sz w:val="17"/>
                 <w:szCs w:val="17"/>
               </w:rPr>
-              <w:t xml:space="preserve">main case 7, the store is never freed</w:t>
+              <w:t xml:space="preserve">main case 7, line 106: the store returned by store_create is never freed</w:t>
             </w:r>
           </w:p>
         </w:tc>
@@ -1539,7 +1539,7 @@
                 <w:sz w:val="17"/>
                 <w:szCs w:val="17"/>
               </w:rPr>
-              <w:t xml:space="preserve">main case 8, atoi("99999999999999")</w:t>
+              <w:t xml:space="preserve">main case 8, line 116: atoi("99999999999999")</w:t>
             </w:r>
           </w:p>
         </w:tc>
@@ -2601,7 +2601,7 @@
                 <w:sz w:val="19"/>
                 <w:szCs w:val="19"/>
               </w:rPr>
-              <w:t xml:space="preserve">miss</w:t>
+              <w:t xml:space="preserve">warns</w:t>
             </w:r>
           </w:p>
         </w:tc>
@@ -3161,7 +3161,7 @@
                 <w:sz w:val="19"/>
                 <w:szCs w:val="19"/>
               </w:rPr>
-              <w:t xml:space="preserve">miss</w:t>
+              <w:t xml:space="preserve">warns</w:t>
             </w:r>
           </w:p>
         </w:tc>
@@ -3301,7 +3301,7 @@
                 <w:sz w:val="19"/>
                 <w:szCs w:val="19"/>
               </w:rPr>
-              <w:t xml:space="preserve">miss</w:t>
+              <w:t xml:space="preserve">warns</w:t>
             </w:r>
           </w:p>
         </w:tc>
@@ -3680,7 +3680,7 @@
           <w:sz w:val="24"/>
           <w:szCs w:val="24"/>
         </w:rPr>
-        <w:t xml:space="preserve">Three results are worth stating plainly. AddressSanitizer does not detect uninitialised reads, because it checks where memory is accessed and not whether the bytes were ever written, so that class belongs to Valgrind or to MemorySanitizer. UBSan is the only tool that reports the integer overflow, which is why it is run alongside ASan rather than instead of it. And D9 is reported by nothing at all, because atoi on an out of range string is a defined library call that simply returns a wrong answer, which is exactly why the remediated module uses strtol.</w:t>
+        <w:t xml:space="preserve">Three results are worth stating plainly. AddressSanitizer does not detect the uninitialised read, because it checks where memory is accessed and not whether the bytes were ever written; case 4 runs to completion under ASan and prints a junk id with no error at all, while Valgrind reports it immediately. UBSan is the only runtime tool that reports the integer overflow, which is why it is run alongside ASan rather than instead of it. And D9 is reported by nothing at all, because atoi on an out of range string is a defined library call that simply returns a wrong answer, which is exactly why the remediated module uses strtol.</w:t>
       </w:r>
     </w:p>
     <w:p>
@@ -5751,7 +5751,7 @@
           <w:sz w:val="24"/>
           <w:szCs w:val="24"/>
         </w:rPr>
-        <w:t xml:space="preserve">Every allocation is checked, the size calculation is range checked before the multiplication rather than after it, calloc replaces malloc so nothing is read before it is written, the free path is centralised in store_destroy which also NULLs the caller's pointer, and atoi is replaced by strtol with an explicit range check.</w:t>
+        <w:t xml:space="preserve">Every allocation is checked, the size calculation is range checked before the multiplication rather than after it, calloc replaces malloc so nothing is read before it is written, the free path is centralised in store_destroy which also sets the caller's pointer to NULL, and atoi is replaced by strtol with an explicit range check.</w:t>
       </w:r>
     </w:p>
     <w:p>
@@ -8827,6 +8827,22 @@
           <w:sz w:val="15"/>
           <w:szCs w:val="15"/>
         </w:rPr>
+        <w:t xml:space="preserve">./out/vuln_asan 2      # and 3, 4, 5, 6, 7, 8</w:t>
+      </w:r>
+    </w:p>
+    <w:p>
+      <w:pPr>
+        <w:shd w:fill="000000" w:val="clear"/>
+        <w:spacing w:after="0" w:line="230"/>
+        <w:ind w:left="120" w:right="120"/>
+      </w:pPr>
+      <w:r>
+        <w:rPr>
+          <w:rFonts w:ascii="Consolas" w:cs="Consolas" w:eastAsia="Consolas" w:hAnsi="Consolas"/>
+          <w:color w:val="FFFFFF"/>
+          <w:sz w:val="15"/>
+          <w:szCs w:val="15"/>
+        </w:rPr>
         <w:t xml:space="preserve">./out/vuln_ubsan 1</w:t>
       </w:r>
     </w:p>
@@ -8843,7 +8859,23 @@
           <w:sz w:val="15"/>
           <w:szCs w:val="15"/>
         </w:rPr>
-        <w:t xml:space="preserve">valgrind --leak-check=full ./out/vuln 1</w:t>
+        <w:t xml:space="preserve">valgrind --leak-check=full ./out/vuln 4</w:t>
+      </w:r>
+    </w:p>
+    <w:p>
+      <w:pPr>
+        <w:shd w:fill="000000" w:val="clear"/>
+        <w:spacing w:after="0" w:line="230"/>
+        <w:ind w:left="120" w:right="120"/>
+      </w:pPr>
+      <w:r>
+        <w:rPr>
+          <w:rFonts w:ascii="Consolas" w:cs="Consolas" w:eastAsia="Consolas" w:hAnsi="Consolas"/>
+          <w:color w:val="FFFFFF"/>
+          <w:sz w:val="15"/>
+          <w:szCs w:val="15"/>
+        </w:rPr>
+        <w:t xml:space="preserve">valgrind --leak-check=full ./out/vuln 7</w:t>
       </w:r>
     </w:p>
     <w:p>
@@ -8938,7 +8970,7 @@
           <w:sz w:val="24"/>
           <w:szCs w:val="24"/>
         </w:rPr>
-        <w:t xml:space="preserve">The script question7/build.sh runs all of these and saves every report into out/, as warn_before.txt, warn_after.txt, vuln_1_asan.txt through vuln_8_valgrind.txt, and fixed_valgrind.txt, fixed_asan.txt and fixed_ubsan.txt.</w:t>
+        <w:t xml:space="preserve">The script question7/build.sh runs all of these and saves every report into out/.</w:t>
       </w:r>
     </w:p>
     <w:p>
@@ -8963,30 +8995,53 @@
     </w:p>
     <w:p>
       <w:pPr>
-        <w:spacing w:after="120" w:before="200"/>
-        <w:ind w:left="360"/>
-      </w:pPr>
-      <w:r>
-        <w:rPr>
-          <w:rFonts w:ascii="Times New Roman" w:cs="Times New Roman" w:eastAsia="Times New Roman" w:hAnsi="Times New Roman"/>
-          <w:b/>
-          <w:bCs/>
-          <w:sz w:val="24"/>
-          <w:szCs w:val="24"/>
-        </w:rPr>
-        <w:t xml:space="preserve">ASan, defect cases 1 to 8</w:t>
-      </w:r>
-    </w:p>
-    <w:p>
-      <w:pPr>
-        <w:pBdr>
-          <w:top w:val="dashed" w:color="888888" w:sz="6"/>
-          <w:left w:val="dashed" w:color="888888" w:sz="6"/>
-          <w:bottom w:val="dashed" w:color="888888" w:sz="6"/>
-          <w:right w:val="dashed" w:color="888888" w:sz="6"/>
-        </w:pBdr>
-        <w:shd w:fill="F4F4F4" w:val="clear"/>
-        <w:spacing w:after="180" w:before="120"/>
+        <w:spacing w:after="40" w:before="60"/>
+        <w:jc w:val="center"/>
+      </w:pPr>
+      <w:r>
+        <w:drawing>
+          <wp:inline distT="0" distB="0" distL="0" distR="0">
+            <wp:extent cx="4191000" cy="2533650"/>
+            <wp:effectExtent t="0" r="0" b="0" l="0"/>
+            <wp:docPr id="1" name="" descr="" title=""/>
+            <wp:cNvGraphicFramePr>
+              <a:graphicFrameLocks xmlns:a="http://schemas.openxmlformats.org/drawingml/2006/main" noChangeAspect="1"/>
+            </wp:cNvGraphicFramePr>
+            <a:graphic xmlns:a="http://schemas.openxmlformats.org/drawingml/2006/main">
+              <a:graphicData uri="http://schemas.openxmlformats.org/drawingml/2006/picture">
+                <pic:pic xmlns:pic="http://schemas.openxmlformats.org/drawingml/2006/picture">
+                  <pic:nvPicPr>
+                    <pic:cNvPr id="0" name="" descr=""/>
+                    <pic:cNvPicPr>
+                      <a:picLocks noChangeAspect="1" noChangeArrowheads="1"/>
+                    </pic:cNvPicPr>
+                  </pic:nvPicPr>
+                  <pic:blipFill>
+                    <a:blip r:embed="rId7" cstate="none"/>
+                    <a:srcRect/>
+                    <a:stretch>
+                      <a:fillRect/>
+                    </a:stretch>
+                  </pic:blipFill>
+                  <pic:spPr bwMode="auto">
+                    <a:xfrm>
+                      <a:off x="0" y="0"/>
+                      <a:ext cx="4191000" cy="2533650"/>
+                    </a:xfrm>
+                    <a:prstGeom prst="rect">
+                      <a:avLst/>
+                    </a:prstGeom>
+                  </pic:spPr>
+                </pic:pic>
+              </a:graphicData>
+            </a:graphic>
+          </wp:inline>
+        </w:drawing>
+      </w:r>
+    </w:p>
+    <w:p>
+      <w:pPr>
+        <w:spacing w:after="200"/>
         <w:jc w:val="center"/>
       </w:pPr>
       <w:r>
@@ -8994,39 +9049,62 @@
           <w:rFonts w:ascii="Times New Roman" w:cs="Times New Roman" w:eastAsia="Times New Roman" w:hAnsi="Times New Roman"/>
           <w:i/>
           <w:iCs/>
-          <w:color w:val="555555"/>
-          <w:sz w:val="22"/>
-          <w:szCs w:val="22"/>
-        </w:rPr>
-        <w:t xml:space="preserve">[ paste out/vuln_1_asan.txt to out/vuln_8_asan.txt screenshots here ]</w:t>
-      </w:r>
-    </w:p>
-    <w:p>
-      <w:pPr>
-        <w:spacing w:after="120" w:before="200"/>
-        <w:ind w:left="360"/>
-      </w:pPr>
-      <w:r>
-        <w:rPr>
-          <w:rFonts w:ascii="Times New Roman" w:cs="Times New Roman" w:eastAsia="Times New Roman" w:hAnsi="Times New Roman"/>
-          <w:b/>
-          <w:bCs/>
-          <w:sz w:val="24"/>
-          <w:szCs w:val="24"/>
-        </w:rPr>
-        <w:t xml:space="preserve">UBSan, the integer overflow in the size calculation</w:t>
-      </w:r>
-    </w:p>
-    <w:p>
-      <w:pPr>
-        <w:pBdr>
-          <w:top w:val="dashed" w:color="888888" w:sz="6"/>
-          <w:left w:val="dashed" w:color="888888" w:sz="6"/>
-          <w:bottom w:val="dashed" w:color="888888" w:sz="6"/>
-          <w:right w:val="dashed" w:color="888888" w:sz="6"/>
-        </w:pBdr>
-        <w:shd w:fill="F4F4F4" w:val="clear"/>
-        <w:spacing w:after="180" w:before="120"/>
+          <w:color w:val="444444"/>
+          <w:sz w:val="19"/>
+          <w:szCs w:val="19"/>
+        </w:rPr>
+        <w:t xml:space="preserve">D1 and D2. UBSan reports the signed overflow of 200000000 * 20, the wrapped value -294967296 reaches malloc, ASan returns NULL for it, and the unchecked write at vuln.c:32 is a SEGV on address 0x000000000000.</w:t>
+      </w:r>
+    </w:p>
+    <w:p>
+      <w:pPr>
+        <w:spacing w:after="40" w:before="60"/>
+        <w:jc w:val="center"/>
+      </w:pPr>
+      <w:r>
+        <w:drawing>
+          <wp:inline distT="0" distB="0" distL="0" distR="0">
+            <wp:extent cx="4191000" cy="3371850"/>
+            <wp:effectExtent t="0" r="0" b="0" l="0"/>
+            <wp:docPr id="2" name="" descr="" title=""/>
+            <wp:cNvGraphicFramePr>
+              <a:graphicFrameLocks xmlns:a="http://schemas.openxmlformats.org/drawingml/2006/main" noChangeAspect="1"/>
+            </wp:cNvGraphicFramePr>
+            <a:graphic xmlns:a="http://schemas.openxmlformats.org/drawingml/2006/main">
+              <a:graphicData uri="http://schemas.openxmlformats.org/drawingml/2006/picture">
+                <pic:pic xmlns:pic="http://schemas.openxmlformats.org/drawingml/2006/picture">
+                  <pic:nvPicPr>
+                    <pic:cNvPr id="0" name="" descr=""/>
+                    <pic:cNvPicPr>
+                      <a:picLocks noChangeAspect="1" noChangeArrowheads="1"/>
+                    </pic:cNvPicPr>
+                  </pic:nvPicPr>
+                  <pic:blipFill>
+                    <a:blip r:embed="rId8" cstate="none"/>
+                    <a:srcRect/>
+                    <a:stretch>
+                      <a:fillRect/>
+                    </a:stretch>
+                  </pic:blipFill>
+                  <pic:spPr bwMode="auto">
+                    <a:xfrm>
+                      <a:off x="0" y="0"/>
+                      <a:ext cx="4191000" cy="3371850"/>
+                    </a:xfrm>
+                    <a:prstGeom prst="rect">
+                      <a:avLst/>
+                    </a:prstGeom>
+                  </pic:spPr>
+                </pic:pic>
+              </a:graphicData>
+            </a:graphic>
+          </wp:inline>
+        </w:drawing>
+      </w:r>
+    </w:p>
+    <w:p>
+      <w:pPr>
+        <w:spacing w:after="200"/>
         <w:jc w:val="center"/>
       </w:pPr>
       <w:r>
@@ -9034,39 +9112,62 @@
           <w:rFonts w:ascii="Times New Roman" w:cs="Times New Roman" w:eastAsia="Times New Roman" w:hAnsi="Times New Roman"/>
           <w:i/>
           <w:iCs/>
-          <w:color w:val="555555"/>
-          <w:sz w:val="22"/>
-          <w:szCs w:val="22"/>
-        </w:rPr>
-        <w:t xml:space="preserve">[ paste out/vuln_1_ubsan.txt screenshot here ]</w:t>
-      </w:r>
-    </w:p>
-    <w:p>
-      <w:pPr>
-        <w:spacing w:after="120" w:before="200"/>
-        <w:ind w:left="360"/>
-      </w:pPr>
-      <w:r>
-        <w:rPr>
-          <w:rFonts w:ascii="Times New Roman" w:cs="Times New Roman" w:eastAsia="Times New Roman" w:hAnsi="Times New Roman"/>
-          <w:b/>
-          <w:bCs/>
-          <w:sz w:val="24"/>
-          <w:szCs w:val="24"/>
-        </w:rPr>
-        <w:t xml:space="preserve">Valgrind, the uninitialised read and the leak</w:t>
-      </w:r>
-    </w:p>
-    <w:p>
-      <w:pPr>
-        <w:pBdr>
-          <w:top w:val="dashed" w:color="888888" w:sz="6"/>
-          <w:left w:val="dashed" w:color="888888" w:sz="6"/>
-          <w:bottom w:val="dashed" w:color="888888" w:sz="6"/>
-          <w:right w:val="dashed" w:color="888888" w:sz="6"/>
-        </w:pBdr>
-        <w:shd w:fill="F4F4F4" w:val="clear"/>
-        <w:spacing w:after="180" w:before="120"/>
+          <w:color w:val="444444"/>
+          <w:sz w:val="19"/>
+          <w:szCs w:val="19"/>
+        </w:rPr>
+        <w:t xml:space="preserve">D3, top: ASan reports negative-size-param (size=-1) in memcpy from store_set_name at vuln.c:42, because the negative length passed the if (len &gt; 15) check. D4, bottom: 70000 truncates to 4464 and the write at vuln.c:52 is a heap-buffer-overflow past the 80 byte store.</w:t>
+      </w:r>
+    </w:p>
+    <w:p>
+      <w:pPr>
+        <w:spacing w:after="40" w:before="60"/>
+        <w:jc w:val="center"/>
+      </w:pPr>
+      <w:r>
+        <w:drawing>
+          <wp:inline distT="0" distB="0" distL="0" distR="0">
+            <wp:extent cx="4191000" cy="3429000"/>
+            <wp:effectExtent t="0" r="0" b="0" l="0"/>
+            <wp:docPr id="3" name="" descr="" title=""/>
+            <wp:cNvGraphicFramePr>
+              <a:graphicFrameLocks xmlns:a="http://schemas.openxmlformats.org/drawingml/2006/main" noChangeAspect="1"/>
+            </wp:cNvGraphicFramePr>
+            <a:graphic xmlns:a="http://schemas.openxmlformats.org/drawingml/2006/main">
+              <a:graphicData uri="http://schemas.openxmlformats.org/drawingml/2006/picture">
+                <pic:pic xmlns:pic="http://schemas.openxmlformats.org/drawingml/2006/picture">
+                  <pic:nvPicPr>
+                    <pic:cNvPr id="0" name="" descr=""/>
+                    <pic:cNvPicPr>
+                      <a:picLocks noChangeAspect="1" noChangeArrowheads="1"/>
+                    </pic:cNvPicPr>
+                  </pic:nvPicPr>
+                  <pic:blipFill>
+                    <a:blip r:embed="rId9" cstate="none"/>
+                    <a:srcRect/>
+                    <a:stretch>
+                      <a:fillRect/>
+                    </a:stretch>
+                  </pic:blipFill>
+                  <pic:spPr bwMode="auto">
+                    <a:xfrm>
+                      <a:off x="0" y="0"/>
+                      <a:ext cx="4191000" cy="3429000"/>
+                    </a:xfrm>
+                    <a:prstGeom prst="rect">
+                      <a:avLst/>
+                    </a:prstGeom>
+                  </pic:spPr>
+                </pic:pic>
+              </a:graphicData>
+            </a:graphic>
+          </wp:inline>
+        </w:drawing>
+      </w:r>
+    </w:p>
+    <w:p>
+      <w:pPr>
+        <w:spacing w:after="200"/>
         <w:jc w:val="center"/>
       </w:pPr>
       <w:r>
@@ -9074,11 +9175,205 @@
           <w:rFonts w:ascii="Times New Roman" w:cs="Times New Roman" w:eastAsia="Times New Roman" w:hAnsi="Times New Roman"/>
           <w:i/>
           <w:iCs/>
-          <w:color w:val="555555"/>
-          <w:sz w:val="22"/>
-          <w:szCs w:val="22"/>
-        </w:rPr>
-        <w:t xml:space="preserve">[ paste out/vuln_4_valgrind.txt and out/vuln_7_valgrind.txt screenshots here ]</w:t>
+          <w:color w:val="444444"/>
+          <w:sz w:val="19"/>
+          <w:szCs w:val="19"/>
+        </w:rPr>
+        <w:t xml:space="preserve">D5 and D6. Case 4 at the top runs to completion under ASan and prints id = -1094795586 with no error reported, which is the uninitialised read that ASan cannot see. Case 5 below it is a heap-use-after-free, with the read at vuln.c:95 and the free at vuln.c:94 both named.</w:t>
+      </w:r>
+    </w:p>
+    <w:p>
+      <w:pPr>
+        <w:spacing w:after="40" w:before="60"/>
+        <w:jc w:val="center"/>
+      </w:pPr>
+      <w:r>
+        <w:drawing>
+          <wp:inline distT="0" distB="0" distL="0" distR="0">
+            <wp:extent cx="4191000" cy="3552825"/>
+            <wp:effectExtent t="0" r="0" b="0" l="0"/>
+            <wp:docPr id="4" name="" descr="" title=""/>
+            <wp:cNvGraphicFramePr>
+              <a:graphicFrameLocks xmlns:a="http://schemas.openxmlformats.org/drawingml/2006/main" noChangeAspect="1"/>
+            </wp:cNvGraphicFramePr>
+            <a:graphic xmlns:a="http://schemas.openxmlformats.org/drawingml/2006/main">
+              <a:graphicData uri="http://schemas.openxmlformats.org/drawingml/2006/picture">
+                <pic:pic xmlns:pic="http://schemas.openxmlformats.org/drawingml/2006/picture">
+                  <pic:nvPicPr>
+                    <pic:cNvPr id="0" name="" descr=""/>
+                    <pic:cNvPicPr>
+                      <a:picLocks noChangeAspect="1" noChangeArrowheads="1"/>
+                    </pic:cNvPicPr>
+                  </pic:nvPicPr>
+                  <pic:blipFill>
+                    <a:blip r:embed="rId10" cstate="none"/>
+                    <a:srcRect/>
+                    <a:stretch>
+                      <a:fillRect/>
+                    </a:stretch>
+                  </pic:blipFill>
+                  <pic:spPr bwMode="auto">
+                    <a:xfrm>
+                      <a:off x="0" y="0"/>
+                      <a:ext cx="4191000" cy="3552825"/>
+                    </a:xfrm>
+                    <a:prstGeom prst="rect">
+                      <a:avLst/>
+                    </a:prstGeom>
+                  </pic:spPr>
+                </pic:pic>
+              </a:graphicData>
+            </a:graphic>
+          </wp:inline>
+        </w:drawing>
+      </w:r>
+    </w:p>
+    <w:p>
+      <w:pPr>
+        <w:spacing w:after="200"/>
+        <w:jc w:val="center"/>
+      </w:pPr>
+      <w:r>
+        <w:rPr>
+          <w:rFonts w:ascii="Times New Roman" w:cs="Times New Roman" w:eastAsia="Times New Roman" w:hAnsi="Times New Roman"/>
+          <w:i/>
+          <w:iCs/>
+          <w:color w:val="444444"/>
+          <w:sz w:val="19"/>
+          <w:szCs w:val="19"/>
+        </w:rPr>
+        <w:t xml:space="preserve">D7. ASan reports attempting double-free, naming the second free at vuln.c:102, the first free at vuln.c:101, and the original allocation in store_create at vuln.c:30.</w:t>
+      </w:r>
+    </w:p>
+    <w:p>
+      <w:pPr>
+        <w:spacing w:after="40" w:before="60"/>
+        <w:jc w:val="center"/>
+      </w:pPr>
+      <w:r>
+        <w:drawing>
+          <wp:inline distT="0" distB="0" distL="0" distR="0">
+            <wp:extent cx="4191000" cy="2771775"/>
+            <wp:effectExtent t="0" r="0" b="0" l="0"/>
+            <wp:docPr id="5" name="" descr="" title=""/>
+            <wp:cNvGraphicFramePr>
+              <a:graphicFrameLocks xmlns:a="http://schemas.openxmlformats.org/drawingml/2006/main" noChangeAspect="1"/>
+            </wp:cNvGraphicFramePr>
+            <a:graphic xmlns:a="http://schemas.openxmlformats.org/drawingml/2006/main">
+              <a:graphicData uri="http://schemas.openxmlformats.org/drawingml/2006/picture">
+                <pic:pic xmlns:pic="http://schemas.openxmlformats.org/drawingml/2006/picture">
+                  <pic:nvPicPr>
+                    <pic:cNvPr id="0" name="" descr=""/>
+                    <pic:cNvPicPr>
+                      <a:picLocks noChangeAspect="1" noChangeArrowheads="1"/>
+                    </pic:cNvPicPr>
+                  </pic:nvPicPr>
+                  <pic:blipFill>
+                    <a:blip r:embed="rId11" cstate="none"/>
+                    <a:srcRect/>
+                    <a:stretch>
+                      <a:fillRect/>
+                    </a:stretch>
+                  </pic:blipFill>
+                  <pic:spPr bwMode="auto">
+                    <a:xfrm>
+                      <a:off x="0" y="0"/>
+                      <a:ext cx="4191000" cy="2771775"/>
+                    </a:xfrm>
+                    <a:prstGeom prst="rect">
+                      <a:avLst/>
+                    </a:prstGeom>
+                  </pic:spPr>
+                </pic:pic>
+              </a:graphicData>
+            </a:graphic>
+          </wp:inline>
+        </w:drawing>
+      </w:r>
+    </w:p>
+    <w:p>
+      <w:pPr>
+        <w:spacing w:after="200"/>
+        <w:jc w:val="center"/>
+      </w:pPr>
+      <w:r>
+        <w:rPr>
+          <w:rFonts w:ascii="Times New Roman" w:cs="Times New Roman" w:eastAsia="Times New Roman" w:hAnsi="Times New Roman"/>
+          <w:i/>
+          <w:iCs/>
+          <w:color w:val="444444"/>
+          <w:sz w:val="19"/>
+          <w:szCs w:val="19"/>
+        </w:rPr>
+        <w:t xml:space="preserve">D9 at the top: atoi returns 276447231 for a fourteen digit string with no error, and the module allocates on that wrong value. D2 in the middle under UBSan, with the exact message signed integer overflow: 200000000 * 20 cannot be represented in type int. D5 at the bottom, where Valgrind reports the conditional jump on an uninitialised value that ASan missed.</w:t>
+      </w:r>
+    </w:p>
+    <w:p>
+      <w:pPr>
+        <w:spacing w:after="40" w:before="60"/>
+        <w:jc w:val="center"/>
+      </w:pPr>
+      <w:r>
+        <w:drawing>
+          <wp:inline distT="0" distB="0" distL="0" distR="0">
+            <wp:extent cx="4191000" cy="3571875"/>
+            <wp:effectExtent t="0" r="0" b="0" l="0"/>
+            <wp:docPr id="6" name="" descr="" title=""/>
+            <wp:cNvGraphicFramePr>
+              <a:graphicFrameLocks xmlns:a="http://schemas.openxmlformats.org/drawingml/2006/main" noChangeAspect="1"/>
+            </wp:cNvGraphicFramePr>
+            <a:graphic xmlns:a="http://schemas.openxmlformats.org/drawingml/2006/main">
+              <a:graphicData uri="http://schemas.openxmlformats.org/drawingml/2006/picture">
+                <pic:pic xmlns:pic="http://schemas.openxmlformats.org/drawingml/2006/picture">
+                  <pic:nvPicPr>
+                    <pic:cNvPr id="0" name="" descr=""/>
+                    <pic:cNvPicPr>
+                      <a:picLocks noChangeAspect="1" noChangeArrowheads="1"/>
+                    </pic:cNvPicPr>
+                  </pic:nvPicPr>
+                  <pic:blipFill>
+                    <a:blip r:embed="rId12" cstate="none"/>
+                    <a:srcRect/>
+                    <a:stretch>
+                      <a:fillRect/>
+                    </a:stretch>
+                  </pic:blipFill>
+                  <pic:spPr bwMode="auto">
+                    <a:xfrm>
+                      <a:off x="0" y="0"/>
+                      <a:ext cx="4191000" cy="3571875"/>
+                    </a:xfrm>
+                    <a:prstGeom prst="rect">
+                      <a:avLst/>
+                    </a:prstGeom>
+                  </pic:spPr>
+                </pic:pic>
+              </a:graphicData>
+            </a:graphic>
+          </wp:inline>
+        </w:drawing>
+      </w:r>
+    </w:p>
+    <w:p>
+      <w:pPr>
+        <w:spacing w:after="200"/>
+        <w:jc w:val="center"/>
+      </w:pPr>
+      <w:r>
+        <w:rPr>
+          <w:rFonts w:ascii="Times New Roman" w:cs="Times New Roman" w:eastAsia="Times New Roman" w:hAnsi="Times New Roman"/>
+          <w:i/>
+          <w:iCs/>
+          <w:color w:val="444444"/>
+          <w:sz w:val="19"/>
+          <w:szCs w:val="19"/>
+        </w:rPr>
+        <w:t xml:space="preserve">D8 and D5 together under Valgrind. The uninitialised value reaches strlen inside printf, and the leak summary reports 80 bytes in 1 blocks definitely lost, allocated by store_create at vuln.c:30.</w:t>
+      </w:r>
+    </w:p>
+    <w:p>
+      <w:r>
+        <w:br w:type="page"/>
       </w:r>
     </w:p>
     <w:p>
@@ -9098,30 +9393,68 @@
     </w:p>
     <w:p>
       <w:pPr>
-        <w:spacing w:after="120" w:before="200"/>
+        <w:spacing w:after="120" w:line="300"/>
         <w:ind w:left="360"/>
+        <w:jc w:val="both"/>
       </w:pPr>
       <w:r>
         <w:rPr>
           <w:rFonts w:ascii="Times New Roman" w:cs="Times New Roman" w:eastAsia="Times New Roman" w:hAnsi="Times New Roman"/>
-          <w:b/>
-          <w:bCs/>
           <w:sz w:val="24"/>
           <w:szCs w:val="24"/>
         </w:rPr>
-        <w:t xml:space="preserve">Valgrind: All heap blocks were freed, no leaks are possible</w:t>
-      </w:r>
-    </w:p>
-    <w:p>
-      <w:pPr>
-        <w:pBdr>
-          <w:top w:val="dashed" w:color="888888" w:sz="6"/>
-          <w:left w:val="dashed" w:color="888888" w:sz="6"/>
-          <w:bottom w:val="dashed" w:color="888888" w:sz="6"/>
-          <w:right w:val="dashed" w:color="888888" w:sz="6"/>
-        </w:pBdr>
-        <w:shd w:fill="F4F4F4" w:val="clear"/>
-        <w:spacing w:after="180" w:before="120"/>
+        <w:t xml:space="preserve">All eight cases run one after another in a single process, because none of them can fail any more. The oversized request is refused by the range check, the 99 byte name is refused by the size check, the id is stored at a bounded index, calloc has zeroed the records, the pointer is NULL after destroy so the second destroy is harmless, and the fourteen digit string is refused by parse_count.</w:t>
+      </w:r>
+    </w:p>
+    <w:p>
+      <w:pPr>
+        <w:spacing w:after="40" w:before="60"/>
+        <w:jc w:val="center"/>
+      </w:pPr>
+      <w:r>
+        <w:drawing>
+          <wp:inline distT="0" distB="0" distL="0" distR="0">
+            <wp:extent cx="4191000" cy="3638550"/>
+            <wp:effectExtent t="0" r="0" b="0" l="0"/>
+            <wp:docPr id="7" name="" descr="" title=""/>
+            <wp:cNvGraphicFramePr>
+              <a:graphicFrameLocks xmlns:a="http://schemas.openxmlformats.org/drawingml/2006/main" noChangeAspect="1"/>
+            </wp:cNvGraphicFramePr>
+            <a:graphic xmlns:a="http://schemas.openxmlformats.org/drawingml/2006/main">
+              <a:graphicData uri="http://schemas.openxmlformats.org/drawingml/2006/picture">
+                <pic:pic xmlns:pic="http://schemas.openxmlformats.org/drawingml/2006/picture">
+                  <pic:nvPicPr>
+                    <pic:cNvPr id="0" name="" descr=""/>
+                    <pic:cNvPicPr>
+                      <a:picLocks noChangeAspect="1" noChangeArrowheads="1"/>
+                    </pic:cNvPicPr>
+                  </pic:nvPicPr>
+                  <pic:blipFill>
+                    <a:blip r:embed="rId13" cstate="none"/>
+                    <a:srcRect/>
+                    <a:stretch>
+                      <a:fillRect/>
+                    </a:stretch>
+                  </pic:blipFill>
+                  <pic:spPr bwMode="auto">
+                    <a:xfrm>
+                      <a:off x="0" y="0"/>
+                      <a:ext cx="4191000" cy="3638550"/>
+                    </a:xfrm>
+                    <a:prstGeom prst="rect">
+                      <a:avLst/>
+                    </a:prstGeom>
+                  </pic:spPr>
+                </pic:pic>
+              </a:graphicData>
+            </a:graphic>
+          </wp:inline>
+        </w:drawing>
+      </w:r>
+    </w:p>
+    <w:p>
+      <w:pPr>
+        <w:spacing w:after="200"/>
         <w:jc w:val="center"/>
       </w:pPr>
       <w:r>
@@ -9129,39 +9462,62 @@
           <w:rFonts w:ascii="Times New Roman" w:cs="Times New Roman" w:eastAsia="Times New Roman" w:hAnsi="Times New Roman"/>
           <w:i/>
           <w:iCs/>
-          <w:color w:val="555555"/>
-          <w:sz w:val="22"/>
-          <w:szCs w:val="22"/>
-        </w:rPr>
-        <w:t xml:space="preserve">[ paste out/fixed_valgrind.txt screenshot here ]</w:t>
-      </w:r>
-    </w:p>
-    <w:p>
-      <w:pPr>
-        <w:spacing w:after="120" w:before="200"/>
-        <w:ind w:left="360"/>
-      </w:pPr>
-      <w:r>
-        <w:rPr>
-          <w:rFonts w:ascii="Times New Roman" w:cs="Times New Roman" w:eastAsia="Times New Roman" w:hAnsi="Times New Roman"/>
-          <w:b/>
-          <w:bCs/>
-          <w:sz w:val="24"/>
-          <w:szCs w:val="24"/>
-        </w:rPr>
-        <w:t xml:space="preserve">AddressSanitizer: no errors reported</w:t>
-      </w:r>
-    </w:p>
-    <w:p>
-      <w:pPr>
-        <w:pBdr>
-          <w:top w:val="dashed" w:color="888888" w:sz="6"/>
-          <w:left w:val="dashed" w:color="888888" w:sz="6"/>
-          <w:bottom w:val="dashed" w:color="888888" w:sz="6"/>
-          <w:right w:val="dashed" w:color="888888" w:sz="6"/>
-        </w:pBdr>
-        <w:shd w:fill="F4F4F4" w:val="clear"/>
-        <w:spacing w:after="180" w:before="120"/>
+          <w:color w:val="444444"/>
+          <w:sz w:val="19"/>
+          <w:szCs w:val="19"/>
+        </w:rPr>
+        <w:t xml:space="preserve">Valgrind on the remediated module: in use at exit 0 bytes in 0 blocks, 7 allocs and 7 frees, and All heap blocks were freed -- no leaks are possible.</w:t>
+      </w:r>
+    </w:p>
+    <w:p>
+      <w:pPr>
+        <w:spacing w:after="40" w:before="60"/>
+        <w:jc w:val="center"/>
+      </w:pPr>
+      <w:r>
+        <w:drawing>
+          <wp:inline distT="0" distB="0" distL="0" distR="0">
+            <wp:extent cx="4191000" cy="3876675"/>
+            <wp:effectExtent t="0" r="0" b="0" l="0"/>
+            <wp:docPr id="8" name="" descr="" title=""/>
+            <wp:cNvGraphicFramePr>
+              <a:graphicFrameLocks xmlns:a="http://schemas.openxmlformats.org/drawingml/2006/main" noChangeAspect="1"/>
+            </wp:cNvGraphicFramePr>
+            <a:graphic xmlns:a="http://schemas.openxmlformats.org/drawingml/2006/main">
+              <a:graphicData uri="http://schemas.openxmlformats.org/drawingml/2006/picture">
+                <pic:pic xmlns:pic="http://schemas.openxmlformats.org/drawingml/2006/picture">
+                  <pic:nvPicPr>
+                    <pic:cNvPr id="0" name="" descr=""/>
+                    <pic:cNvPicPr>
+                      <a:picLocks noChangeAspect="1" noChangeArrowheads="1"/>
+                    </pic:cNvPicPr>
+                  </pic:nvPicPr>
+                  <pic:blipFill>
+                    <a:blip r:embed="rId14" cstate="none"/>
+                    <a:srcRect/>
+                    <a:stretch>
+                      <a:fillRect/>
+                    </a:stretch>
+                  </pic:blipFill>
+                  <pic:spPr bwMode="auto">
+                    <a:xfrm>
+                      <a:off x="0" y="0"/>
+                      <a:ext cx="4191000" cy="3876675"/>
+                    </a:xfrm>
+                    <a:prstGeom prst="rect">
+                      <a:avLst/>
+                    </a:prstGeom>
+                  </pic:spPr>
+                </pic:pic>
+              </a:graphicData>
+            </a:graphic>
+          </wp:inline>
+        </w:drawing>
+      </w:r>
+    </w:p>
+    <w:p>
+      <w:pPr>
+        <w:spacing w:after="200"/>
         <w:jc w:val="center"/>
       </w:pPr>
       <w:r>
@@ -9169,51 +9525,11 @@
           <w:rFonts w:ascii="Times New Roman" w:cs="Times New Roman" w:eastAsia="Times New Roman" w:hAnsi="Times New Roman"/>
           <w:i/>
           <w:iCs/>
-          <w:color w:val="555555"/>
-          <w:sz w:val="22"/>
-          <w:szCs w:val="22"/>
-        </w:rPr>
-        <w:t xml:space="preserve">[ paste out/fixed_asan.txt screenshot here ]</w:t>
-      </w:r>
-    </w:p>
-    <w:p>
-      <w:pPr>
-        <w:spacing w:after="120" w:before="200"/>
-        <w:ind w:left="360"/>
-      </w:pPr>
-      <w:r>
-        <w:rPr>
-          <w:rFonts w:ascii="Times New Roman" w:cs="Times New Roman" w:eastAsia="Times New Roman" w:hAnsi="Times New Roman"/>
-          <w:b/>
-          <w:bCs/>
-          <w:sz w:val="24"/>
-          <w:szCs w:val="24"/>
-        </w:rPr>
-        <w:t xml:space="preserve">UndefinedBehaviorSanitizer: no runtime errors reported</w:t>
-      </w:r>
-    </w:p>
-    <w:p>
-      <w:pPr>
-        <w:pBdr>
-          <w:top w:val="dashed" w:color="888888" w:sz="6"/>
-          <w:left w:val="dashed" w:color="888888" w:sz="6"/>
-          <w:bottom w:val="dashed" w:color="888888" w:sz="6"/>
-          <w:right w:val="dashed" w:color="888888" w:sz="6"/>
-        </w:pBdr>
-        <w:shd w:fill="F4F4F4" w:val="clear"/>
-        <w:spacing w:after="180" w:before="120"/>
-        <w:jc w:val="center"/>
-      </w:pPr>
-      <w:r>
-        <w:rPr>
-          <w:rFonts w:ascii="Times New Roman" w:cs="Times New Roman" w:eastAsia="Times New Roman" w:hAnsi="Times New Roman"/>
-          <w:i/>
-          <w:iCs/>
-          <w:color w:val="555555"/>
-          <w:sz w:val="22"/>
-          <w:szCs w:val="22"/>
-        </w:rPr>
-        <w:t xml:space="preserve">[ paste out/fixed_ubsan.txt screenshot here ]</w:t>
+          <w:color w:val="444444"/>
+          <w:sz w:val="19"/>
+          <w:szCs w:val="19"/>
+        </w:rPr>
+        <w:t xml:space="preserve">AddressSanitizer at the top and UndefinedBehaviorSanitizer below it, both running the remediated module to the end with no diagnostic of any kind, finishing on all cases finished, no errors.</w:t>
       </w:r>
     </w:p>
     <w:p>
@@ -9253,7 +9569,259 @@
     </w:p>
     <w:p>
       <w:pPr>
-        <w:spacing w:after="120" w:before="200"/>
+        <w:spacing w:after="40" w:before="60"/>
+        <w:jc w:val="center"/>
+      </w:pPr>
+      <w:r>
+        <w:drawing>
+          <wp:inline distT="0" distB="0" distL="0" distR="0">
+            <wp:extent cx="4191000" cy="3981450"/>
+            <wp:effectExtent t="0" r="0" b="0" l="0"/>
+            <wp:docPr id="9" name="" descr="" title=""/>
+            <wp:cNvGraphicFramePr>
+              <a:graphicFrameLocks xmlns:a="http://schemas.openxmlformats.org/drawingml/2006/main" noChangeAspect="1"/>
+            </wp:cNvGraphicFramePr>
+            <a:graphic xmlns:a="http://schemas.openxmlformats.org/drawingml/2006/main">
+              <a:graphicData uri="http://schemas.openxmlformats.org/drawingml/2006/picture">
+                <pic:pic xmlns:pic="http://schemas.openxmlformats.org/drawingml/2006/picture">
+                  <pic:nvPicPr>
+                    <pic:cNvPr id="0" name="" descr=""/>
+                    <pic:cNvPicPr>
+                      <a:picLocks noChangeAspect="1" noChangeArrowheads="1"/>
+                    </pic:cNvPicPr>
+                  </pic:nvPicPr>
+                  <pic:blipFill>
+                    <a:blip r:embed="rId15" cstate="none"/>
+                    <a:srcRect/>
+                    <a:stretch>
+                      <a:fillRect/>
+                    </a:stretch>
+                  </pic:blipFill>
+                  <pic:spPr bwMode="auto">
+                    <a:xfrm>
+                      <a:off x="0" y="0"/>
+                      <a:ext cx="4191000" cy="3981450"/>
+                    </a:xfrm>
+                    <a:prstGeom prst="rect">
+                      <a:avLst/>
+                    </a:prstGeom>
+                  </pic:spPr>
+                </pic:pic>
+              </a:graphicData>
+            </a:graphic>
+          </wp:inline>
+        </w:drawing>
+      </w:r>
+    </w:p>
+    <w:p>
+      <w:pPr>
+        <w:spacing w:after="200"/>
+        <w:jc w:val="center"/>
+      </w:pPr>
+      <w:r>
+        <w:rPr>
+          <w:rFonts w:ascii="Times New Roman" w:cs="Times New Roman" w:eastAsia="Times New Roman" w:hAnsi="Times New Roman"/>
+          <w:i/>
+          <w:iCs/>
+          <w:color w:val="444444"/>
+          <w:sz w:val="19"/>
+          <w:szCs w:val="19"/>
+        </w:rPr>
+        <w:t xml:space="preserve">The hardening set being applied to vuln.c, with the first diagnostic already visible: the conversion to size_t from int at vuln.c:30 that carries the wrapped size into malloc.</w:t>
+      </w:r>
+    </w:p>
+    <w:p>
+      <w:pPr>
+        <w:spacing w:after="40" w:before="60"/>
+        <w:jc w:val="center"/>
+      </w:pPr>
+      <w:r>
+        <w:drawing>
+          <wp:inline distT="0" distB="0" distL="0" distR="0">
+            <wp:extent cx="4191000" cy="3552825"/>
+            <wp:effectExtent t="0" r="0" b="0" l="0"/>
+            <wp:docPr id="10" name="" descr="" title=""/>
+            <wp:cNvGraphicFramePr>
+              <a:graphicFrameLocks xmlns:a="http://schemas.openxmlformats.org/drawingml/2006/main" noChangeAspect="1"/>
+            </wp:cNvGraphicFramePr>
+            <a:graphic xmlns:a="http://schemas.openxmlformats.org/drawingml/2006/main">
+              <a:graphicData uri="http://schemas.openxmlformats.org/drawingml/2006/picture">
+                <pic:pic xmlns:pic="http://schemas.openxmlformats.org/drawingml/2006/picture">
+                  <pic:nvPicPr>
+                    <pic:cNvPr id="0" name="" descr=""/>
+                    <pic:cNvPicPr>
+                      <a:picLocks noChangeAspect="1" noChangeArrowheads="1"/>
+                    </pic:cNvPicPr>
+                  </pic:nvPicPr>
+                  <pic:blipFill>
+                    <a:blip r:embed="rId16" cstate="none"/>
+                    <a:srcRect/>
+                    <a:stretch>
+                      <a:fillRect/>
+                    </a:stretch>
+                  </pic:blipFill>
+                  <pic:spPr bwMode="auto">
+                    <a:xfrm>
+                      <a:off x="0" y="0"/>
+                      <a:ext cx="4191000" cy="3552825"/>
+                    </a:xfrm>
+                    <a:prstGeom prst="rect">
+                      <a:avLst/>
+                    </a:prstGeom>
+                  </pic:spPr>
+                </pic:pic>
+              </a:graphicData>
+            </a:graphic>
+          </wp:inline>
+        </w:drawing>
+      </w:r>
+    </w:p>
+    <w:p>
+      <w:pPr>
+        <w:spacing w:after="200"/>
+        <w:jc w:val="center"/>
+      </w:pPr>
+      <w:r>
+        <w:rPr>
+          <w:rFonts w:ascii="Times New Roman" w:cs="Times New Roman" w:eastAsia="Times New Roman" w:hAnsi="Times New Roman"/>
+          <w:i/>
+          <w:iCs/>
+          <w:color w:val="444444"/>
+          <w:sz w:val="19"/>
+          <w:szCs w:val="19"/>
+        </w:rPr>
+        <w:t xml:space="preserve">The full before output. Three conversion diagnostics, at vuln.c:30 and vuln.c:42 for the sign changing conversions behind D2 and D3, and at vuln.c:50 for the int to short truncation behind D4, followed by the use-after-free diagnostics for D6 and D7.</w:t>
+      </w:r>
+    </w:p>
+    <w:p>
+      <w:pPr>
+        <w:spacing w:after="40" w:before="60"/>
+        <w:jc w:val="center"/>
+      </w:pPr>
+      <w:r>
+        <w:drawing>
+          <wp:inline distT="0" distB="0" distL="0" distR="0">
+            <wp:extent cx="4191000" cy="3400425"/>
+            <wp:effectExtent t="0" r="0" b="0" l="0"/>
+            <wp:docPr id="11" name="" descr="" title=""/>
+            <wp:cNvGraphicFramePr>
+              <a:graphicFrameLocks xmlns:a="http://schemas.openxmlformats.org/drawingml/2006/main" noChangeAspect="1"/>
+            </wp:cNvGraphicFramePr>
+            <a:graphic xmlns:a="http://schemas.openxmlformats.org/drawingml/2006/main">
+              <a:graphicData uri="http://schemas.openxmlformats.org/drawingml/2006/picture">
+                <pic:pic xmlns:pic="http://schemas.openxmlformats.org/drawingml/2006/picture">
+                  <pic:nvPicPr>
+                    <pic:cNvPr id="0" name="" descr=""/>
+                    <pic:cNvPicPr>
+                      <a:picLocks noChangeAspect="1" noChangeArrowheads="1"/>
+                    </pic:cNvPicPr>
+                  </pic:nvPicPr>
+                  <pic:blipFill>
+                    <a:blip r:embed="rId17" cstate="none"/>
+                    <a:srcRect/>
+                    <a:stretch>
+                      <a:fillRect/>
+                    </a:stretch>
+                  </pic:blipFill>
+                  <pic:spPr bwMode="auto">
+                    <a:xfrm>
+                      <a:off x="0" y="0"/>
+                      <a:ext cx="4191000" cy="3400425"/>
+                    </a:xfrm>
+                    <a:prstGeom prst="rect">
+                      <a:avLst/>
+                    </a:prstGeom>
+                  </pic:spPr>
+                </pic:pic>
+              </a:graphicData>
+            </a:graphic>
+          </wp:inline>
+        </w:drawing>
+      </w:r>
+    </w:p>
+    <w:p>
+      <w:pPr>
+        <w:spacing w:after="200"/>
+        <w:jc w:val="center"/>
+      </w:pPr>
+      <w:r>
+        <w:rPr>
+          <w:rFonts w:ascii="Times New Roman" w:cs="Times New Roman" w:eastAsia="Times New Roman" w:hAnsi="Times New Roman"/>
+          <w:i/>
+          <w:iCs/>
+          <w:color w:val="444444"/>
+          <w:sz w:val="19"/>
+          <w:szCs w:val="19"/>
+        </w:rPr>
+        <w:t xml:space="preserve">Before and after in one view. vuln.c produces the use-after-free diagnostics, and the very next command compiles fixed.c with the same flags and prints nothing at all.</w:t>
+      </w:r>
+    </w:p>
+    <w:p>
+      <w:pPr>
+        <w:spacing w:after="40" w:before="60"/>
+        <w:jc w:val="center"/>
+      </w:pPr>
+      <w:r>
+        <w:drawing>
+          <wp:inline distT="0" distB="0" distL="0" distR="0">
+            <wp:extent cx="4191000" cy="3467100"/>
+            <wp:effectExtent t="0" r="0" b="0" l="0"/>
+            <wp:docPr id="12" name="" descr="" title=""/>
+            <wp:cNvGraphicFramePr>
+              <a:graphicFrameLocks xmlns:a="http://schemas.openxmlformats.org/drawingml/2006/main" noChangeAspect="1"/>
+            </wp:cNvGraphicFramePr>
+            <a:graphic xmlns:a="http://schemas.openxmlformats.org/drawingml/2006/main">
+              <a:graphicData uri="http://schemas.openxmlformats.org/drawingml/2006/picture">
+                <pic:pic xmlns:pic="http://schemas.openxmlformats.org/drawingml/2006/picture">
+                  <pic:nvPicPr>
+                    <pic:cNvPr id="0" name="" descr=""/>
+                    <pic:cNvPicPr>
+                      <a:picLocks noChangeAspect="1" noChangeArrowheads="1"/>
+                    </pic:cNvPicPr>
+                  </pic:nvPicPr>
+                  <pic:blipFill>
+                    <a:blip r:embed="rId18" cstate="none"/>
+                    <a:srcRect/>
+                    <a:stretch>
+                      <a:fillRect/>
+                    </a:stretch>
+                  </pic:blipFill>
+                  <pic:spPr bwMode="auto">
+                    <a:xfrm>
+                      <a:off x="0" y="0"/>
+                      <a:ext cx="4191000" cy="3467100"/>
+                    </a:xfrm>
+                    <a:prstGeom prst="rect">
+                      <a:avLst/>
+                    </a:prstGeom>
+                  </pic:spPr>
+                </pic:pic>
+              </a:graphicData>
+            </a:graphic>
+          </wp:inline>
+        </w:drawing>
+      </w:r>
+    </w:p>
+    <w:p>
+      <w:pPr>
+        <w:spacing w:after="200"/>
+        <w:jc w:val="center"/>
+      </w:pPr>
+      <w:r>
+        <w:rPr>
+          <w:rFonts w:ascii="Times New Roman" w:cs="Times New Roman" w:eastAsia="Times New Roman" w:hAnsi="Times New Roman"/>
+          <w:i/>
+          <w:iCs/>
+          <w:color w:val="444444"/>
+          <w:sz w:val="19"/>
+          <w:szCs w:val="19"/>
+        </w:rPr>
+        <w:t xml:space="preserve">The same contrast on the sanitizer builds: every command touching vuln.c reports diagnostics, and every command touching fixed.c returns silently.</w:t>
+      </w:r>
+    </w:p>
+    <w:p>
+      <w:pPr>
+        <w:spacing w:after="100" w:before="200"/>
         <w:ind w:left="360"/>
       </w:pPr>
       <w:r>
@@ -9261,88 +9829,8 @@
           <w:rFonts w:ascii="Times New Roman" w:cs="Times New Roman" w:eastAsia="Times New Roman" w:hAnsi="Times New Roman"/>
           <w:b/>
           <w:bCs/>
-          <w:sz w:val="24"/>
-          <w:szCs w:val="24"/>
-        </w:rPr>
-        <w:t xml:space="preserve">Before remediation (out/warn_before.txt)</w:t>
-      </w:r>
-    </w:p>
-    <w:p>
-      <w:pPr>
-        <w:pBdr>
-          <w:top w:val="dashed" w:color="888888" w:sz="6"/>
-          <w:left w:val="dashed" w:color="888888" w:sz="6"/>
-          <w:bottom w:val="dashed" w:color="888888" w:sz="6"/>
-          <w:right w:val="dashed" w:color="888888" w:sz="6"/>
-        </w:pBdr>
-        <w:shd w:fill="F4F4F4" w:val="clear"/>
-        <w:spacing w:after="180" w:before="120"/>
-        <w:jc w:val="center"/>
-      </w:pPr>
-      <w:r>
-        <w:rPr>
-          <w:rFonts w:ascii="Times New Roman" w:cs="Times New Roman" w:eastAsia="Times New Roman" w:hAnsi="Times New Roman"/>
-          <w:i/>
-          <w:iCs/>
-          <w:color w:val="555555"/>
-          <w:sz w:val="22"/>
-          <w:szCs w:val="22"/>
-        </w:rPr>
-        <w:t xml:space="preserve">[ paste out/warn_before.txt screenshot here ]</w:t>
-      </w:r>
-    </w:p>
-    <w:p>
-      <w:pPr>
-        <w:spacing w:after="120" w:before="200"/>
-        <w:ind w:left="360"/>
-      </w:pPr>
-      <w:r>
-        <w:rPr>
-          <w:rFonts w:ascii="Times New Roman" w:cs="Times New Roman" w:eastAsia="Times New Roman" w:hAnsi="Times New Roman"/>
-          <w:b/>
-          <w:bCs/>
-          <w:sz w:val="24"/>
-          <w:szCs w:val="24"/>
-        </w:rPr>
-        <w:t xml:space="preserve">After remediation (out/warn_after.txt)</w:t>
-      </w:r>
-    </w:p>
-    <w:p>
-      <w:pPr>
-        <w:pBdr>
-          <w:top w:val="dashed" w:color="888888" w:sz="6"/>
-          <w:left w:val="dashed" w:color="888888" w:sz="6"/>
-          <w:bottom w:val="dashed" w:color="888888" w:sz="6"/>
-          <w:right w:val="dashed" w:color="888888" w:sz="6"/>
-        </w:pBdr>
-        <w:shd w:fill="F4F4F4" w:val="clear"/>
-        <w:spacing w:after="180" w:before="120"/>
-        <w:jc w:val="center"/>
-      </w:pPr>
-      <w:r>
-        <w:rPr>
-          <w:rFonts w:ascii="Times New Roman" w:cs="Times New Roman" w:eastAsia="Times New Roman" w:hAnsi="Times New Roman"/>
-          <w:i/>
-          <w:iCs/>
-          <w:color w:val="555555"/>
-          <w:sz w:val="22"/>
-          <w:szCs w:val="22"/>
-        </w:rPr>
-        <w:t xml:space="preserve">[ paste out/warn_after.txt screenshot here ]</w:t>
-      </w:r>
-    </w:p>
-    <w:p>
-      <w:pPr>
-        <w:spacing w:after="120" w:before="200"/>
-        <w:ind w:left="360"/>
-      </w:pPr>
-      <w:r>
-        <w:rPr>
-          <w:rFonts w:ascii="Times New Roman" w:cs="Times New Roman" w:eastAsia="Times New Roman" w:hAnsi="Times New Roman"/>
-          <w:b/>
-          <w:bCs/>
-          <w:sz w:val="24"/>
-          <w:szCs w:val="24"/>
+          <w:sz w:val="23"/>
+          <w:szCs w:val="23"/>
         </w:rPr>
         <w:t xml:space="preserve">Warnings cleared</w:t>
       </w:r>
@@ -9392,7 +9880,7 @@
                 <w:sz w:val="19"/>
                 <w:szCs w:val="19"/>
               </w:rPr>
-              <w:t xml:space="preserve">Warning on vuln.c under the hardening set</w:t>
+              <w:t xml:space="preserve">Warning reported on vuln.c</w:t>
             </w:r>
           </w:p>
         </w:tc>
@@ -9480,7 +9968,7 @@
                 <w:sz w:val="19"/>
                 <w:szCs w:val="19"/>
               </w:rPr>
-              <w:t xml:space="preserve">conversion from long unsigned int to int may change value (sizeof in the size calculation)</w:t>
+              <w:t xml:space="preserve">vuln.c:30:31 conversion to size_t from int may change the sign of the result [-Wsign-conversion]</w:t>
             </w:r>
           </w:p>
         </w:tc>
@@ -9566,7 +10054,7 @@
                 <w:sz w:val="19"/>
                 <w:szCs w:val="19"/>
               </w:rPr>
-              <w:t xml:space="preserve">conversion to size_t from int may change the sign of the result (memcpy length)</w:t>
+              <w:t xml:space="preserve">vuln.c:42:26 conversion to size_t from int may change the sign of the result [-Wsign-conversion]</w:t>
             </w:r>
           </w:p>
         </w:tc>
@@ -9652,7 +10140,7 @@
                 <w:sz w:val="19"/>
                 <w:szCs w:val="19"/>
               </w:rPr>
-              <w:t xml:space="preserve">conversion from int to short int may change value (truncated index)</w:t>
+              <w:t xml:space="preserve">vuln.c:50:17 conversion from int to short int may change value [-Wconversion]</w:t>
             </w:r>
           </w:p>
         </w:tc>
@@ -9738,7 +10226,7 @@
                 <w:sz w:val="19"/>
                 <w:szCs w:val="19"/>
               </w:rPr>
-              <w:t xml:space="preserve">conversion from int to size_t may change the sign of the result (index arithmetic)</w:t>
+              <w:t xml:space="preserve">vuln.c:95:9 and 96:17 pointer s used after free [-Wuse-after-free]</w:t>
             </w:r>
           </w:p>
         </w:tc>
@@ -9765,7 +10253,7 @@
                 <w:sz w:val="19"/>
                 <w:szCs w:val="19"/>
               </w:rPr>
-              <w:t xml:space="preserve">D4</w:t>
+              <w:t xml:space="preserve">D6</w:t>
             </w:r>
           </w:p>
         </w:tc>
@@ -9824,7 +10312,7 @@
                 <w:sz w:val="19"/>
                 <w:szCs w:val="19"/>
               </w:rPr>
-              <w:t xml:space="preserve">ignoring return value / unused result on the allocation paths</w:t>
+              <w:t xml:space="preserve">vuln.c:102:9 pointer s used after free [-Wuse-after-free]</w:t>
             </w:r>
           </w:p>
         </w:tc>
@@ -9851,7 +10339,7 @@
                 <w:sz w:val="19"/>
                 <w:szCs w:val="19"/>
               </w:rPr>
-              <w:t xml:space="preserve">D1</w:t>
+              <w:t xml:space="preserve">D7</w:t>
             </w:r>
           </w:p>
         </w:tc>
@@ -9896,7 +10384,7 @@
           <w:sz w:val="24"/>
           <w:szCs w:val="24"/>
         </w:rPr>
-        <w:t xml:space="preserve">The warnings that disappear are the conversion diagnostics behind D2, D3 and D4. That is the useful observation of this deliverable: the integer defects are the ones the compiler can see statically, before the program is ever run, while the memory defects (D1, D5 to D8) produce no warning at all and only appear under a runtime tool. Neither half of the toolchain substitutes for the other.</w:t>
+        <w:t xml:space="preserve">The useful observation of this deliverable is which half of the defect list the compiler could see on its own. It reported all three integer defects that involve a conversion, D2, D3 and D4, before the program was ever run, and it also reported D6 and D7 through -Wuse-after-free, which GCC can prove here because the free and the stale use sit in the same function. It reported nothing for D1, the unchecked allocation, nothing for D5, the uninitialised read, nothing for D8, the leak, and nothing for D9, the unchecked atoi, all four of which need either a runtime tool or a human reading the code. Neither half of the toolchain substitutes for the other.</w:t>
       </w:r>
     </w:p>
     <w:p>
@@ -9926,7 +10414,7 @@
           <w:sz w:val="24"/>
           <w:szCs w:val="24"/>
         </w:rPr>
-        <w:t xml:space="preserve">A complete audit of the supplied module identified nine defects: four integer handling errors, an overflow in the size calculation, a signed to unsigned conversion that defeated a bounds check, a truncation used as an index, and an unchecked string conversion; and five memory management errors, an unchecked allocation, a read of uninitialised memory, a use after free, a double free and a leak. Each was located exactly, classified with its CWE identifier and assessed for security impact, with three of them reaching arbitrary code execution. The module was then remediated with checked allocations, calloc initialisation, a single centralised free that NULLs the caller's pointer, and arithmetic that is range checked before it is performed rather than after. The remediated module runs clean under all three runtime tools, with Valgrind reporting all heap blocks freed and no leaks possible, ASan reporting no errors, and UBSan reporting no undefined behaviour, and it compiles without warnings under the hardening flag set that reported four conversion diagnostics on the original. The audit also shows that no single tool is sufficient: UBSan alone reports the integer overflow, Valgrind alone reports the uninitialised read, the compiler alone reports the narrowing conversions before the program runs, and the unchecked atoi is reported by none of them, which is why it had to be found by reading the code.</w:t>
+        <w:t xml:space="preserve">A complete audit of the supplied module identified nine defects: four integer handling errors, an overflow in the size calculation, a signed to unsigned conversion that defeated a bounds check, a truncation used as an index, and an unchecked string conversion; and five memory management errors, an unchecked allocation, a read of uninitialised memory, a use after free, a double free and a leak. Each was located exactly, classified with its CWE identifier and assessed for security impact, with three of them reaching arbitrary code execution. The module was then remediated with checked allocations, calloc initialisation, a single centralised free that sets the caller's pointer to NULL, and arithmetic that is range checked before it is performed rather than after. The remediated module runs clean under all three runtime tools, with Valgrind reporting 7 allocs and 7 frees and all heap blocks freed, ASan reporting no errors, and UBSan reporting no undefined behaviour, and it compiles without a single diagnostic under the hardening flag set that reported three conversion warnings and three use-after-free warnings on the original. The audit also shows that no single tool is sufficient: UBSan alone reports the integer overflow at runtime, Valgrind alone reports the uninitialised read, the compiler reports the narrowing conversions before the program runs at all, and the unchecked atoi is reported by none of them, which is why it had to be found by reading the code.</w:t>
       </w:r>
     </w:p>
     <w:sectPr>
